--- a/reports/项目总报告.docx
+++ b/reports/项目总报告.docx
@@ -1276,7 +1276,7 @@
     </w:p>
     <w:p>
       <w:pPr>
-        <w:spacing w:before="40" w:after="120" w:line="360" w:lineRule="auto"/>
+        <w:spacing w:before="40" w:after="120" w:line="240" w:lineRule="auto"/>
         <w:jc w:val="center"/>
         <w:rPr>
           <w:lang w:eastAsia="zh-CN"/>
@@ -1284,7 +1284,9 @@
       </w:pPr>
       <w:r>
         <w:rPr>
+          <w:rFonts w:ascii="宋体" w:hAnsi="宋体" w:eastAsia="宋体"/>
           <w:i/>
+          <w:sz w:val="18"/>
           <w:lang w:eastAsia="zh-CN"/>
         </w:rPr>
         <w:t>图 1 两类酒店月度预订量、取消率与平均房价趋势</w:t>
@@ -1353,7 +1355,7 @@
     </w:p>
     <w:p>
       <w:pPr>
-        <w:spacing w:before="40" w:after="120" w:line="360" w:lineRule="auto"/>
+        <w:spacing w:before="40" w:after="120" w:line="240" w:lineRule="auto"/>
         <w:jc w:val="center"/>
         <w:rPr>
           <w:lang w:eastAsia="zh-CN"/>
@@ -1361,7 +1363,9 @@
       </w:pPr>
       <w:r>
         <w:rPr>
+          <w:rFonts w:ascii="宋体" w:hAnsi="宋体" w:eastAsia="宋体"/>
           <w:i/>
+          <w:sz w:val="18"/>
           <w:lang w:eastAsia="zh-CN"/>
         </w:rPr>
         <w:t>图 2 押金类型与取消率</w:t>
@@ -1429,7 +1433,7 @@
     </w:p>
     <w:p>
       <w:pPr>
-        <w:spacing w:before="40" w:after="120" w:line="360" w:lineRule="auto"/>
+        <w:spacing w:before="40" w:after="120" w:line="240" w:lineRule="auto"/>
         <w:jc w:val="center"/>
         <w:rPr>
           <w:lang w:eastAsia="zh-CN"/>
@@ -1437,7 +1441,9 @@
       </w:pPr>
       <w:r>
         <w:rPr>
+          <w:rFonts w:ascii="宋体" w:hAnsi="宋体" w:eastAsia="宋体"/>
           <w:i/>
+          <w:sz w:val="18"/>
           <w:lang w:eastAsia="zh-CN"/>
         </w:rPr>
         <w:t>图 3 RFM 客户群体取消率与消费特征</w:t>
@@ -1520,7 +1526,7 @@
     </w:p>
     <w:p>
       <w:pPr>
-        <w:spacing w:before="40" w:after="120" w:line="360" w:lineRule="auto"/>
+        <w:spacing w:before="40" w:after="120" w:line="240" w:lineRule="auto"/>
         <w:jc w:val="center"/>
         <w:rPr>
           <w:lang w:eastAsia="zh-CN"/>
@@ -1528,7 +1534,9 @@
       </w:pPr>
       <w:r>
         <w:rPr>
+          <w:rFonts w:ascii="宋体" w:hAnsi="宋体" w:eastAsia="宋体"/>
           <w:i/>
+          <w:sz w:val="18"/>
           <w:lang w:eastAsia="zh-CN"/>
         </w:rPr>
         <w:t>图 4 房价区间与取消率</w:t>
@@ -1596,7 +1604,7 @@
     </w:p>
     <w:p>
       <w:pPr>
-        <w:spacing w:before="40" w:after="120" w:line="360" w:lineRule="auto"/>
+        <w:spacing w:before="40" w:after="120" w:line="240" w:lineRule="auto"/>
         <w:jc w:val="center"/>
         <w:rPr>
           <w:lang w:eastAsia="zh-CN"/>
@@ -1604,7 +1612,9 @@
       </w:pPr>
       <w:r>
         <w:rPr>
+          <w:rFonts w:ascii="宋体" w:hAnsi="宋体" w:eastAsia="宋体"/>
           <w:i/>
+          <w:sz w:val="18"/>
           <w:lang w:eastAsia="zh-CN"/>
         </w:rPr>
         <w:t>图 5 分销渠道预订量、取消率与平均房价</w:t>
@@ -1679,7 +1689,7 @@
     </w:p>
     <w:p>
       <w:pPr>
-        <w:spacing w:before="40" w:after="120" w:line="360" w:lineRule="auto"/>
+        <w:spacing w:before="40" w:after="120" w:line="240" w:lineRule="auto"/>
         <w:jc w:val="center"/>
         <w:rPr>
           <w:lang w:eastAsia="zh-CN"/>
@@ -1687,7 +1697,9 @@
       </w:pPr>
       <w:r>
         <w:rPr>
+          <w:rFonts w:ascii="宋体" w:hAnsi="宋体" w:eastAsia="宋体"/>
           <w:i/>
+          <w:sz w:val="18"/>
           <w:lang w:eastAsia="zh-CN"/>
         </w:rPr>
         <w:t>图 6 淡旺季预订量、取消率与平均房价</w:t>
@@ -1727,6 +1739,20 @@
     </w:p>
     <w:p>
       <w:pPr>
+        <w:pStyle w:val="Heading2"/>
+        <w:spacing w:line="300" w:lineRule="auto"/>
+      </w:pPr>
+      <w:r>
+        <w:rPr>
+          <w:rFonts w:ascii="宋体" w:hAnsi="宋体" w:eastAsia="宋体"/>
+          <w:b/>
+          <w:sz w:val="24"/>
+        </w:rPr>
+        <w:t>8.1 样本划分与训练设置</w:t>
+      </w:r>
+    </w:p>
+    <w:p>
+      <w:pPr>
         <w:spacing w:after="80" w:line="360" w:lineRule="auto"/>
         <w:ind w:firstLine="420"/>
         <w:rPr>
@@ -1809,67 +1835,53 @@
         <w:rPr>
           <w:lang w:eastAsia="zh-CN"/>
         </w:rPr>
-        <w:t>测试集结果显示，</w:t>
+        <w:t xml:space="preserve">为保证实验可复现，项目固定随机种子为 42，训练集、验证集和测试集沿用第二阶段基于 </w:t>
       </w:r>
       <w:proofErr w:type="spellStart"/>
       <w:r>
         <w:rPr>
           <w:lang w:eastAsia="zh-CN"/>
         </w:rPr>
-        <w:t>LightGBM</w:t>
+        <w:t>arrival_date</w:t>
       </w:r>
       <w:proofErr w:type="spellEnd"/>
       <w:r>
         <w:rPr>
           <w:lang w:eastAsia="zh-CN"/>
         </w:rPr>
-        <w:t xml:space="preserve"> 的 AUC 为 0.9485，F1 为 0.8326；</w:t>
+        <w:t xml:space="preserve"> 的时间窗口划分。传统模型、深度学习模型和融合模型均使用相同的目标变量 </w:t>
       </w:r>
       <w:proofErr w:type="spellStart"/>
       <w:r>
         <w:rPr>
           <w:lang w:eastAsia="zh-CN"/>
         </w:rPr>
-        <w:t>XGBoost</w:t>
+        <w:t>is_canceled</w:t>
       </w:r>
       <w:proofErr w:type="spellEnd"/>
       <w:r>
         <w:rPr>
           <w:lang w:eastAsia="zh-CN"/>
         </w:rPr>
-        <w:t xml:space="preserve"> 的 AUC 为 0.9483，F1 为 0.8329，二者是当前表现最稳定的强模型。随机森林测试集 AUC 为 0.9422，逻辑回归测试集 AUC 为 0.9152，可以作为解释性较强的基线模型。深度学习模型中，Embedding MLP 的测试集 AUC 为 0.9429，高于普通 MLP 的 0.9341，但没有超过 </w:t>
-      </w:r>
-      <w:proofErr w:type="spellStart"/>
-      <w:r>
-        <w:rPr>
-          <w:lang w:eastAsia="zh-CN"/>
-        </w:rPr>
-        <w:t>LightGBM</w:t>
-      </w:r>
-      <w:proofErr w:type="spellEnd"/>
-      <w:r>
-        <w:rPr>
-          <w:lang w:eastAsia="zh-CN"/>
-        </w:rPr>
-        <w:t xml:space="preserve"> 和 </w:t>
-      </w:r>
-      <w:proofErr w:type="spellStart"/>
-      <w:r>
-        <w:rPr>
-          <w:lang w:eastAsia="zh-CN"/>
-        </w:rPr>
-        <w:t>XGBoost</w:t>
-      </w:r>
-      <w:proofErr w:type="spellEnd"/>
-      <w:r>
-        <w:rPr>
-          <w:lang w:eastAsia="zh-CN"/>
-        </w:rPr>
-        <w:t>。</w:t>
+        <w:t>，并在验证集上选择模型配置，在测试集上进行最终评估。</w:t>
       </w:r>
     </w:p>
     <w:p>
       <w:pPr>
+        <w:pStyle w:val="Heading2"/>
+        <w:spacing w:line="300" w:lineRule="auto"/>
+      </w:pPr>
+      <w:r>
+        <w:rPr>
+          <w:rFonts w:ascii="宋体" w:hAnsi="宋体" w:eastAsia="宋体"/>
+          <w:b/>
+          <w:sz w:val="24"/>
+        </w:rPr>
+        <w:t>8.2 传统机器学习与深度学习模型</w:t>
+      </w:r>
+    </w:p>
+    <w:p>
+      <w:pPr>
         <w:spacing w:after="80" w:line="360" w:lineRule="auto"/>
         <w:ind w:firstLine="420"/>
         <w:rPr>
@@ -1880,62 +1892,1254 @@
         <w:rPr>
           <w:lang w:eastAsia="zh-CN"/>
         </w:rPr>
-        <w:t>项目还按城市酒店和度假酒店拆分测试样本，分别评估模型表现。结果显示，</w:t>
+        <w:t xml:space="preserve">传统机器学习模型使用 </w:t>
       </w:r>
       <w:proofErr w:type="spellStart"/>
       <w:r>
         <w:rPr>
           <w:lang w:eastAsia="zh-CN"/>
         </w:rPr>
-        <w:t>LightGBM</w:t>
+        <w:t>Optuna</w:t>
       </w:r>
       <w:proofErr w:type="spellEnd"/>
       <w:r>
         <w:rPr>
           <w:lang w:eastAsia="zh-CN"/>
         </w:rPr>
-        <w:t xml:space="preserve"> 和 </w:t>
+        <w:t xml:space="preserve"> 自动调参，优化目标为验证集 AUC。调参完成后，最优参数被保存到 reports/optuna_best_params.csv 和 reports/optuna_tuning_results.csv；复现实验时可以直接读取这些参数重新构建模型，再在训练集上 fit 得到最终模型。</w:t>
+      </w:r>
+    </w:p>
+    <w:tbl>
+      <w:tblPr>
+        <w:tblStyle w:val="TableGrid"/>
+        <w:tblW w:w="0" w:type="auto"/>
+        <w:jc w:val="center"/>
+        <w:tblLook w:val="04A0" w:firstRow="1" w:lastRow="0" w:firstColumn="1" w:lastColumn="0" w:noHBand="0" w:noVBand="1"/>
+      </w:tblPr>
+      <w:tblGrid>
+        <w:gridCol w:w="3120"/>
+        <w:gridCol w:w="3120"/>
+        <w:gridCol w:w="3120"/>
+      </w:tblGrid>
+      <w:tr>
+        <w:trPr>
+          <w:jc w:val="center"/>
+        </w:trPr>
+        <w:tc>
+          <w:tcPr>
+            <w:tcW w:w="3120" w:type="dxa"/>
+          </w:tcPr>
+          <w:p>
+            <w:pPr>
+              <w:spacing w:line="276" w:lineRule="auto"/>
+              <w:jc w:val="center"/>
+            </w:pPr>
+            <w:proofErr w:type="spellStart"/>
+            <w:r>
+              <w:rPr>
+                <w:b/>
+                <w:sz w:val="18"/>
+              </w:rPr>
+              <w:t>模型</w:t>
+            </w:r>
+            <w:proofErr w:type="spellEnd"/>
+          </w:p>
+        </w:tc>
+        <w:tc>
+          <w:tcPr>
+            <w:tcW w:w="3120" w:type="dxa"/>
+          </w:tcPr>
+          <w:p>
+            <w:pPr>
+              <w:spacing w:line="276" w:lineRule="auto"/>
+              <w:jc w:val="center"/>
+            </w:pPr>
+            <w:r>
+              <w:rPr>
+                <w:b/>
+                <w:sz w:val="18"/>
+              </w:rPr>
+              <w:t>Optuna 搜索次数</w:t>
+            </w:r>
+          </w:p>
+        </w:tc>
+        <w:tc>
+          <w:tcPr>
+            <w:tcW w:w="3120" w:type="dxa"/>
+          </w:tcPr>
+          <w:p>
+            <w:pPr>
+              <w:spacing w:line="276" w:lineRule="auto"/>
+              <w:jc w:val="center"/>
+            </w:pPr>
+            <w:r>
+              <w:rPr>
+                <w:b/>
+                <w:sz w:val="18"/>
+              </w:rPr>
+              <w:t>最终关键参数摘要</w:t>
+            </w:r>
+          </w:p>
+        </w:tc>
+      </w:tr>
+      <w:tr>
+        <w:trPr>
+          <w:jc w:val="center"/>
+        </w:trPr>
+        <w:tc>
+          <w:tcPr>
+            <w:tcW w:w="3120" w:type="dxa"/>
+            <w:vAlign w:val="center"/>
+          </w:tcPr>
+          <w:p>
+            <w:pPr>
+              <w:spacing w:line="276" w:lineRule="auto"/>
+            </w:pPr>
+            <w:r>
+              <w:rPr>
+                <w:sz w:val="18"/>
+              </w:rPr>
+              <w:t>Logistic Regression</w:t>
+            </w:r>
+          </w:p>
+        </w:tc>
+        <w:tc>
+          <w:tcPr>
+            <w:tcW w:w="3120" w:type="dxa"/>
+            <w:vAlign w:val="center"/>
+          </w:tcPr>
+          <w:p>
+            <w:pPr>
+              <w:spacing w:line="276" w:lineRule="auto"/>
+            </w:pPr>
+            <w:r>
+              <w:rPr>
+                <w:sz w:val="18"/>
+              </w:rPr>
+              <w:t>8</w:t>
+            </w:r>
+          </w:p>
+        </w:tc>
+        <w:tc>
+          <w:tcPr>
+            <w:tcW w:w="3120" w:type="dxa"/>
+            <w:vAlign w:val="center"/>
+          </w:tcPr>
+          <w:p>
+            <w:pPr>
+              <w:spacing w:line="276" w:lineRule="auto"/>
+            </w:pPr>
+            <w:r>
+              <w:rPr>
+                <w:sz w:val="18"/>
+              </w:rPr>
+              <w:t>penalty=l1，C=1.0465；固定 solver=liblinear，</w:t>
+            </w:r>
+            <w:r>
+              <w:rPr>
+                <w:sz w:val="18"/>
+              </w:rPr>
+              <w:lastRenderedPageBreak/>
+              <w:t>class_weight=balanced，random_state=42。</w:t>
+            </w:r>
+          </w:p>
+        </w:tc>
+      </w:tr>
+      <w:tr>
+        <w:trPr>
+          <w:jc w:val="center"/>
+        </w:trPr>
+        <w:tc>
+          <w:tcPr>
+            <w:tcW w:w="3120" w:type="dxa"/>
+            <w:vAlign w:val="center"/>
+          </w:tcPr>
+          <w:p>
+            <w:pPr>
+              <w:spacing w:line="276" w:lineRule="auto"/>
+            </w:pPr>
+            <w:r>
+              <w:rPr>
+                <w:sz w:val="18"/>
+              </w:rPr>
+              <w:lastRenderedPageBreak/>
+              <w:t>Random Forest</w:t>
+            </w:r>
+          </w:p>
+        </w:tc>
+        <w:tc>
+          <w:tcPr>
+            <w:tcW w:w="3120" w:type="dxa"/>
+            <w:vAlign w:val="center"/>
+          </w:tcPr>
+          <w:p>
+            <w:pPr>
+              <w:spacing w:line="276" w:lineRule="auto"/>
+            </w:pPr>
+            <w:r>
+              <w:rPr>
+                <w:sz w:val="18"/>
+              </w:rPr>
+              <w:t>10</w:t>
+            </w:r>
+          </w:p>
+        </w:tc>
+        <w:tc>
+          <w:tcPr>
+            <w:tcW w:w="3120" w:type="dxa"/>
+            <w:vAlign w:val="center"/>
+          </w:tcPr>
+          <w:p>
+            <w:pPr>
+              <w:spacing w:line="276" w:lineRule="auto"/>
+            </w:pPr>
+            <w:r>
+              <w:rPr>
+                <w:sz w:val="18"/>
+              </w:rPr>
+              <w:t>n_estimators=160，max_depth=23，min_samples_leaf=26，min_samples_split=83，max_features=0.5；固定 class_weight=balanced_subsample，random_state=42。</w:t>
+            </w:r>
+          </w:p>
+        </w:tc>
+      </w:tr>
+      <w:tr>
+        <w:trPr>
+          <w:jc w:val="center"/>
+        </w:trPr>
+        <w:tc>
+          <w:tcPr>
+            <w:tcW w:w="3120" w:type="dxa"/>
+            <w:vAlign w:val="center"/>
+          </w:tcPr>
+          <w:p>
+            <w:pPr>
+              <w:spacing w:line="276" w:lineRule="auto"/>
+            </w:pPr>
+            <w:r>
+              <w:rPr>
+                <w:sz w:val="18"/>
+              </w:rPr>
+              <w:t>XGBoost</w:t>
+            </w:r>
+          </w:p>
+        </w:tc>
+        <w:tc>
+          <w:tcPr>
+            <w:tcW w:w="3120" w:type="dxa"/>
+            <w:vAlign w:val="center"/>
+          </w:tcPr>
+          <w:p>
+            <w:pPr>
+              <w:spacing w:line="276" w:lineRule="auto"/>
+            </w:pPr>
+            <w:r>
+              <w:rPr>
+                <w:sz w:val="18"/>
+              </w:rPr>
+              <w:t>30</w:t>
+            </w:r>
+          </w:p>
+        </w:tc>
+        <w:tc>
+          <w:tcPr>
+            <w:tcW w:w="3120" w:type="dxa"/>
+            <w:vAlign w:val="center"/>
+          </w:tcPr>
+          <w:p>
+            <w:pPr>
+              <w:spacing w:line="276" w:lineRule="auto"/>
+            </w:pPr>
+            <w:r>
+              <w:rPr>
+                <w:sz w:val="18"/>
+              </w:rPr>
+              <w:t>n_estimators=750，max_depth=8，learning_rate=0.0329，subsample=0.7749，colsample_bytree=0.7014；固定 objective=binary:logistic，eval_metric=auc，tree_method=hist，random_state=42。</w:t>
+            </w:r>
+          </w:p>
+        </w:tc>
+      </w:tr>
+      <w:tr>
+        <w:trPr>
+          <w:jc w:val="center"/>
+        </w:trPr>
+        <w:tc>
+          <w:tcPr>
+            <w:tcW w:w="3120" w:type="dxa"/>
+            <w:vAlign w:val="center"/>
+          </w:tcPr>
+          <w:p>
+            <w:pPr>
+              <w:spacing w:line="276" w:lineRule="auto"/>
+            </w:pPr>
+            <w:r>
+              <w:rPr>
+                <w:sz w:val="18"/>
+              </w:rPr>
+              <w:t>LightGBM</w:t>
+            </w:r>
+          </w:p>
+        </w:tc>
+        <w:tc>
+          <w:tcPr>
+            <w:tcW w:w="3120" w:type="dxa"/>
+            <w:vAlign w:val="center"/>
+          </w:tcPr>
+          <w:p>
+            <w:pPr>
+              <w:spacing w:line="276" w:lineRule="auto"/>
+            </w:pPr>
+            <w:r>
+              <w:rPr>
+                <w:sz w:val="18"/>
+              </w:rPr>
+              <w:t>30</w:t>
+            </w:r>
+          </w:p>
+        </w:tc>
+        <w:tc>
+          <w:tcPr>
+            <w:tcW w:w="3120" w:type="dxa"/>
+            <w:vAlign w:val="center"/>
+          </w:tcPr>
+          <w:p>
+            <w:pPr>
+              <w:spacing w:line="276" w:lineRule="auto"/>
+            </w:pPr>
+            <w:r>
+              <w:rPr>
+                <w:sz w:val="18"/>
+              </w:rPr>
+              <w:t>n_estimators=750，num_leaves=61，max_depth=14，learning_rate=0.0415，subsample=0.7086，colsample_bytree=0.9019，min_child_samples=123；固定 class_weight=balanced，random_state=42。</w:t>
+            </w:r>
+          </w:p>
+        </w:tc>
+      </w:tr>
+    </w:tbl>
+    <w:p>
+      <w:pPr>
+        <w:spacing w:after="80" w:line="360" w:lineRule="auto"/>
+        <w:ind w:firstLine="420"/>
+        <w:rPr>
+          <w:lang w:eastAsia="zh-CN"/>
+        </w:rPr>
+      </w:pPr>
+      <w:r>
+        <w:rPr>
+          <w:lang w:eastAsia="zh-CN"/>
+        </w:rPr>
+        <w:t xml:space="preserve">深度学习模型没有使用 </w:t>
       </w:r>
       <w:proofErr w:type="spellStart"/>
       <w:r>
         <w:rPr>
           <w:lang w:eastAsia="zh-CN"/>
         </w:rPr>
-        <w:t>XGBoost</w:t>
+        <w:t>Optuna</w:t>
       </w:r>
       <w:proofErr w:type="spellEnd"/>
       <w:r>
         <w:rPr>
           <w:lang w:eastAsia="zh-CN"/>
         </w:rPr>
-        <w:t xml:space="preserve"> 在两类酒店样本上均保持较高 AUC，其中度假酒店样本的 AUC 略高，说明模型在不同酒店类型下具有一定稳定性。</w:t>
+        <w:t>，而是采用固定候选结构进行对比。普通 MLP 直接使用特征预处理后的建模字段；Embedding MLP 则从特征工程数据中保留部分原始类别字段，将高维类别字段转换为低维稠密向量，再与数值特征拼接建模。</w:t>
+      </w:r>
+    </w:p>
+    <w:tbl>
+      <w:tblPr>
+        <w:tblStyle w:val="TableGrid"/>
+        <w:tblW w:w="0" w:type="auto"/>
+        <w:jc w:val="center"/>
+        <w:tblLook w:val="04A0" w:firstRow="1" w:lastRow="0" w:firstColumn="1" w:lastColumn="0" w:noHBand="0" w:noVBand="1"/>
+      </w:tblPr>
+      <w:tblGrid>
+        <w:gridCol w:w="2806"/>
+        <w:gridCol w:w="2954"/>
+        <w:gridCol w:w="3816"/>
+      </w:tblGrid>
+      <w:tr>
+        <w:trPr>
+          <w:jc w:val="center"/>
+        </w:trPr>
+        <w:tc>
+          <w:tcPr>
+            <w:tcW w:w="3120" w:type="dxa"/>
+          </w:tcPr>
+          <w:p>
+            <w:pPr>
+              <w:spacing w:line="276" w:lineRule="auto"/>
+              <w:jc w:val="center"/>
+            </w:pPr>
+            <w:proofErr w:type="spellStart"/>
+            <w:r>
+              <w:rPr>
+                <w:b/>
+                <w:sz w:val="18"/>
+              </w:rPr>
+              <w:t>模型</w:t>
+            </w:r>
+            <w:proofErr w:type="spellEnd"/>
+          </w:p>
+        </w:tc>
+        <w:tc>
+          <w:tcPr>
+            <w:tcW w:w="3120" w:type="dxa"/>
+          </w:tcPr>
+          <w:p>
+            <w:pPr>
+              <w:spacing w:line="276" w:lineRule="auto"/>
+              <w:jc w:val="center"/>
+            </w:pPr>
+            <w:r>
+              <w:rPr>
+                <w:b/>
+                <w:sz w:val="18"/>
+              </w:rPr>
+              <w:t>架构与训练设置</w:t>
+            </w:r>
+          </w:p>
+        </w:tc>
+        <w:tc>
+          <w:tcPr>
+            <w:tcW w:w="3120" w:type="dxa"/>
+          </w:tcPr>
+          <w:p>
+            <w:pPr>
+              <w:spacing w:line="276" w:lineRule="auto"/>
+              <w:jc w:val="center"/>
+            </w:pPr>
+            <w:r>
+              <w:rPr>
+                <w:b/>
+                <w:sz w:val="18"/>
+              </w:rPr>
+              <w:t>最优配置来源</w:t>
+            </w:r>
+          </w:p>
+        </w:tc>
+      </w:tr>
+      <w:tr>
+        <w:trPr>
+          <w:jc w:val="center"/>
+        </w:trPr>
+        <w:tc>
+          <w:tcPr>
+            <w:tcW w:w="3120" w:type="dxa"/>
+            <w:vAlign w:val="center"/>
+          </w:tcPr>
+          <w:p>
+            <w:pPr>
+              <w:spacing w:line="276" w:lineRule="auto"/>
+            </w:pPr>
+            <w:r>
+              <w:rPr>
+                <w:sz w:val="18"/>
+              </w:rPr>
+              <w:t>MLP</w:t>
+            </w:r>
+          </w:p>
+        </w:tc>
+        <w:tc>
+          <w:tcPr>
+            <w:tcW w:w="3120" w:type="dxa"/>
+            <w:vAlign w:val="center"/>
+          </w:tcPr>
+          <w:p>
+            <w:pPr>
+              <w:spacing w:line="276" w:lineRule="auto"/>
+            </w:pPr>
+            <w:r>
+              <w:rPr>
+                <w:sz w:val="18"/>
+              </w:rPr>
+              <w:t>输入为 167 个建模特征；两层全连接网络，候选隐藏层包括 (128, 64) 和 (256, 128)；每层后接 LeakyReLU、BatchNormalization 和 Dropout，输出层为 sigmoid。训练使用 Adam、binary crossentropy、class_weight、Early Stopping 和 ReduceLROnPlateau。</w:t>
+            </w:r>
+          </w:p>
+        </w:tc>
+        <w:tc>
+          <w:tcPr>
+            <w:tcW w:w="3120" w:type="dxa"/>
+            <w:vAlign w:val="center"/>
+          </w:tcPr>
+          <w:p>
+            <w:pPr>
+              <w:spacing w:line="276" w:lineRule="auto"/>
+            </w:pPr>
+            <w:r>
+              <w:rPr>
+                <w:sz w:val="18"/>
+              </w:rPr>
+              <w:t>reports/deep_learning_tuning_results.csv；最优配置为 hidden_units=(256,128)、dropout=0.4、learning_rate=0.0005、batch_size=512、best_epoch=25。</w:t>
+            </w:r>
+          </w:p>
+        </w:tc>
+      </w:tr>
+      <w:tr>
+        <w:trPr>
+          <w:jc w:val="center"/>
+        </w:trPr>
+        <w:tc>
+          <w:tcPr>
+            <w:tcW w:w="3120" w:type="dxa"/>
+            <w:vAlign w:val="center"/>
+          </w:tcPr>
+          <w:p>
+            <w:pPr>
+              <w:spacing w:line="276" w:lineRule="auto"/>
+            </w:pPr>
+            <w:r>
+              <w:rPr>
+                <w:sz w:val="18"/>
+              </w:rPr>
+              <w:t>Embedding MLP</w:t>
+            </w:r>
+          </w:p>
+        </w:tc>
+        <w:tc>
+          <w:tcPr>
+            <w:tcW w:w="3120" w:type="dxa"/>
+            <w:vAlign w:val="center"/>
+          </w:tcPr>
+          <w:p>
+            <w:pPr>
+              <w:spacing w:line="276" w:lineRule="auto"/>
+            </w:pPr>
+            <w:r>
+              <w:rPr>
+                <w:sz w:val="18"/>
+              </w:rPr>
+              <w:t>对 hotel、country、agent、market_segment、distribution_channel、deposit_type 等类别字段转为整数 ID 后进入 Embedding 层，再与标准化数值特征拼接输入 MLP。后续隐藏层同样使用 LeakyReLU、BatchNormalization、Dropout 和 sigmoid 输出层。</w:t>
+            </w:r>
+          </w:p>
+        </w:tc>
+        <w:tc>
+          <w:tcPr>
+            <w:tcW w:w="3120" w:type="dxa"/>
+            <w:vAlign w:val="center"/>
+          </w:tcPr>
+          <w:p>
+            <w:pPr>
+              <w:spacing w:line="276" w:lineRule="auto"/>
+            </w:pPr>
+            <w:r>
+              <w:rPr>
+                <w:sz w:val="18"/>
+              </w:rPr>
+              <w:t>reports/deep_learning_tuning_results.csv；最优配置为 embedding_dim=8、hidden_units=(128,64)、dropout=0.3、learning_rate=0.001、batch_size=512、best_epoch=38。</w:t>
+            </w:r>
+          </w:p>
+        </w:tc>
+      </w:tr>
+    </w:tbl>
+    <w:p>
+      <w:pPr>
+        <w:spacing w:line="300" w:lineRule="auto"/>
+        <w:ind w:firstLine="420"/>
+      </w:pPr>
+      <w:r>
+        <w:rPr>
+          <w:rFonts w:ascii="宋体" w:hAnsi="宋体" w:eastAsia="宋体"/>
+          <w:b w:val="0"/>
+          <w:i w:val="0"/>
+          <w:sz w:val="21"/>
+        </w:rPr>
+        <w:t>深度学习训练曲线进一步验证了模型训练过程。普通 MLP 和 Embedding MLP 的训练集 loss 均持续下降，验证集 AUC 在前期快速提升后逐渐趋于平稳。普通 MLP 的最优 epoch 为 25，Embedding MLP 的最优 epoch 为 38；两者最后一轮的训练 AUC 与验证 AUC 差距分别约为 0.0061 和 0.0048，说明当前训练过程没有出现明显严重过拟合，Early Stopping 能够在验证集表现趋稳后停止训练。</w:t>
       </w:r>
     </w:p>
     <w:p>
       <w:pPr>
+        <w:spacing w:line="240" w:lineRule="auto"/>
+        <w:jc w:val="center"/>
+      </w:pPr>
+      <w:r>
+        <w:drawing>
+          <wp:inline xmlns:a="http://schemas.openxmlformats.org/drawingml/2006/main" xmlns:pic="http://schemas.openxmlformats.org/drawingml/2006/picture">
+            <wp:extent cx="5669280" cy="1834883"/>
+            <wp:docPr id="8" name="Picture 8"/>
+            <wp:cNvGraphicFramePr>
+              <a:graphicFrameLocks noChangeAspect="1"/>
+            </wp:cNvGraphicFramePr>
+            <a:graphic>
+              <a:graphicData uri="http://schemas.openxmlformats.org/drawingml/2006/picture">
+                <pic:pic>
+                  <pic:nvPicPr>
+                    <pic:cNvPr id="0" name="mlp_training_curve.png"/>
+                    <pic:cNvPicPr/>
+                  </pic:nvPicPr>
+                  <pic:blipFill>
+                    <a:blip r:embed="rId15"/>
+                    <a:stretch>
+                      <a:fillRect/>
+                    </a:stretch>
+                  </pic:blipFill>
+                  <pic:spPr>
+                    <a:xfrm>
+                      <a:off x="0" y="0"/>
+                      <a:ext cx="5669280" cy="1834883"/>
+                    </a:xfrm>
+                    <a:prstGeom prst="rect"/>
+                  </pic:spPr>
+                </pic:pic>
+              </a:graphicData>
+            </a:graphic>
+          </wp:inline>
+        </w:drawing>
+      </w:r>
+    </w:p>
+    <w:p>
+      <w:pPr>
+        <w:spacing w:line="240" w:lineRule="auto"/>
+        <w:jc w:val="center"/>
+      </w:pPr>
+      <w:r>
+        <w:rPr>
+          <w:rFonts w:ascii="宋体" w:hAnsi="宋体" w:eastAsia="宋体"/>
+          <w:i/>
+          <w:sz w:val="18"/>
+        </w:rPr>
+        <w:t>图 7 普通 MLP 的 Loss 与 AUC 训练曲线</w:t>
+      </w:r>
+    </w:p>
+    <w:p>
+      <w:pPr>
+        <w:spacing w:line="240" w:lineRule="auto"/>
+        <w:jc w:val="center"/>
+      </w:pPr>
+      <w:r>
+        <w:drawing>
+          <wp:inline xmlns:a="http://schemas.openxmlformats.org/drawingml/2006/main" xmlns:pic="http://schemas.openxmlformats.org/drawingml/2006/picture">
+            <wp:extent cx="5669280" cy="1837876"/>
+            <wp:docPr id="9" name="Picture 9"/>
+            <wp:cNvGraphicFramePr>
+              <a:graphicFrameLocks noChangeAspect="1"/>
+            </wp:cNvGraphicFramePr>
+            <a:graphic>
+              <a:graphicData uri="http://schemas.openxmlformats.org/drawingml/2006/picture">
+                <pic:pic>
+                  <pic:nvPicPr>
+                    <pic:cNvPr id="0" name="embedding_mlp_training_curve.png"/>
+                    <pic:cNvPicPr/>
+                  </pic:nvPicPr>
+                  <pic:blipFill>
+                    <a:blip r:embed="rId16"/>
+                    <a:stretch>
+                      <a:fillRect/>
+                    </a:stretch>
+                  </pic:blipFill>
+                  <pic:spPr>
+                    <a:xfrm>
+                      <a:off x="0" y="0"/>
+                      <a:ext cx="5669280" cy="1837876"/>
+                    </a:xfrm>
+                    <a:prstGeom prst="rect"/>
+                  </pic:spPr>
+                </pic:pic>
+              </a:graphicData>
+            </a:graphic>
+          </wp:inline>
+        </w:drawing>
+      </w:r>
+    </w:p>
+    <w:p>
+      <w:pPr>
+        <w:spacing w:line="240" w:lineRule="auto"/>
+        <w:jc w:val="center"/>
+      </w:pPr>
+      <w:r>
+        <w:rPr>
+          <w:rFonts w:ascii="宋体" w:hAnsi="宋体" w:eastAsia="宋体"/>
+          <w:i/>
+          <w:sz w:val="18"/>
+        </w:rPr>
+        <w:t>图 8 Embedding MLP 的 Loss 与 AUC 训练曲线</w:t>
+      </w:r>
+    </w:p>
+    <w:tbl>
+      <w:tblPr>
+        <w:tblStyle w:val="TableGrid"/>
+        <w:tblW w:type="auto" w:w="0"/>
+        <w:tblLook w:firstColumn="1" w:firstRow="1" w:lastColumn="0" w:lastRow="0" w:noHBand="0" w:noVBand="1" w:val="04A0"/>
+      </w:tblPr>
+      <w:tblGrid>
+        <w:gridCol w:w="1170"/>
+        <w:gridCol w:w="1170"/>
+        <w:gridCol w:w="1170"/>
+        <w:gridCol w:w="1170"/>
+        <w:gridCol w:w="1170"/>
+        <w:gridCol w:w="1170"/>
+        <w:gridCol w:w="1170"/>
+        <w:gridCol w:w="1170"/>
+      </w:tblGrid>
+      <w:tr>
+        <w:tc>
+          <w:tcPr>
+            <w:tcW w:type="dxa" w:w="1170"/>
+          </w:tcPr>
+          <w:p>
+            <w:pPr>
+              <w:jc w:val="center"/>
+            </w:pPr>
+            <w:r>
+              <w:rPr>
+                <w:rFonts w:ascii="宋体" w:hAnsi="宋体" w:eastAsia="宋体"/>
+                <w:b w:val="0"/>
+                <w:i w:val="0"/>
+                <w:sz w:val="16"/>
+              </w:rPr>
+              <w:t>模型</w:t>
+            </w:r>
+          </w:p>
+        </w:tc>
+        <w:tc>
+          <w:tcPr>
+            <w:tcW w:type="dxa" w:w="1170"/>
+          </w:tcPr>
+          <w:p>
+            <w:pPr>
+              <w:jc w:val="center"/>
+            </w:pPr>
+            <w:r>
+              <w:rPr>
+                <w:rFonts w:ascii="宋体" w:hAnsi="宋体" w:eastAsia="宋体"/>
+                <w:b w:val="0"/>
+                <w:i w:val="0"/>
+                <w:sz w:val="16"/>
+              </w:rPr>
+              <w:t>最优配置</w:t>
+            </w:r>
+          </w:p>
+        </w:tc>
+        <w:tc>
+          <w:tcPr>
+            <w:tcW w:type="dxa" w:w="1170"/>
+          </w:tcPr>
+          <w:p>
+            <w:pPr>
+              <w:jc w:val="center"/>
+            </w:pPr>
+            <w:r>
+              <w:rPr>
+                <w:rFonts w:ascii="宋体" w:hAnsi="宋体" w:eastAsia="宋体"/>
+                <w:b w:val="0"/>
+                <w:i w:val="0"/>
+                <w:sz w:val="16"/>
+              </w:rPr>
+              <w:t>最优 epoch</w:t>
+            </w:r>
+          </w:p>
+        </w:tc>
+        <w:tc>
+          <w:tcPr>
+            <w:tcW w:type="dxa" w:w="1170"/>
+          </w:tcPr>
+          <w:p>
+            <w:pPr>
+              <w:jc w:val="center"/>
+            </w:pPr>
+            <w:r>
+              <w:rPr>
+                <w:rFonts w:ascii="宋体" w:hAnsi="宋体" w:eastAsia="宋体"/>
+                <w:b w:val="0"/>
+                <w:i w:val="0"/>
+                <w:sz w:val="16"/>
+              </w:rPr>
+              <w:t>实际训练 epoch</w:t>
+            </w:r>
+          </w:p>
+        </w:tc>
+        <w:tc>
+          <w:tcPr>
+            <w:tcW w:type="dxa" w:w="1170"/>
+          </w:tcPr>
+          <w:p>
+            <w:pPr>
+              <w:jc w:val="center"/>
+            </w:pPr>
+            <w:r>
+              <w:rPr>
+                <w:rFonts w:ascii="宋体" w:hAnsi="宋体" w:eastAsia="宋体"/>
+                <w:b w:val="0"/>
+                <w:i w:val="0"/>
+                <w:sz w:val="16"/>
+              </w:rPr>
+              <w:t>验证集最优 AUC</w:t>
+            </w:r>
+          </w:p>
+        </w:tc>
+        <w:tc>
+          <w:tcPr>
+            <w:tcW w:type="dxa" w:w="1170"/>
+          </w:tcPr>
+          <w:p>
+            <w:pPr>
+              <w:jc w:val="center"/>
+            </w:pPr>
+            <w:r>
+              <w:rPr>
+                <w:rFonts w:ascii="宋体" w:hAnsi="宋体" w:eastAsia="宋体"/>
+                <w:b w:val="0"/>
+                <w:i w:val="0"/>
+                <w:sz w:val="16"/>
+              </w:rPr>
+              <w:t>测试集 AUC</w:t>
+            </w:r>
+          </w:p>
+        </w:tc>
+        <w:tc>
+          <w:tcPr>
+            <w:tcW w:type="dxa" w:w="1170"/>
+          </w:tcPr>
+          <w:p>
+            <w:pPr>
+              <w:jc w:val="center"/>
+            </w:pPr>
+            <w:r>
+              <w:rPr>
+                <w:rFonts w:ascii="宋体" w:hAnsi="宋体" w:eastAsia="宋体"/>
+                <w:b w:val="0"/>
+                <w:i w:val="0"/>
+                <w:sz w:val="16"/>
+              </w:rPr>
+              <w:t>训练-验证 AUC 差距</w:t>
+            </w:r>
+          </w:p>
+        </w:tc>
+        <w:tc>
+          <w:tcPr>
+            <w:tcW w:type="dxa" w:w="1170"/>
+          </w:tcPr>
+          <w:p>
+            <w:pPr>
+              <w:jc w:val="center"/>
+            </w:pPr>
+            <w:r>
+              <w:rPr>
+                <w:rFonts w:ascii="宋体" w:hAnsi="宋体" w:eastAsia="宋体"/>
+                <w:b w:val="0"/>
+                <w:i w:val="0"/>
+                <w:sz w:val="16"/>
+              </w:rPr>
+              <w:t>判断</w:t>
+            </w:r>
+          </w:p>
+        </w:tc>
+      </w:tr>
+      <w:tr>
+        <w:tc>
+          <w:tcPr>
+            <w:tcW w:type="dxa" w:w="1170"/>
+          </w:tcPr>
+          <w:p>
+            <w:pPr>
+              <w:jc w:val="center"/>
+            </w:pPr>
+            <w:r>
+              <w:rPr>
+                <w:rFonts w:ascii="宋体" w:hAnsi="宋体" w:eastAsia="宋体"/>
+                <w:b w:val="0"/>
+                <w:i w:val="0"/>
+                <w:sz w:val="16"/>
+              </w:rPr>
+              <w:t>MLP</w:t>
+            </w:r>
+          </w:p>
+        </w:tc>
+        <w:tc>
+          <w:tcPr>
+            <w:tcW w:type="dxa" w:w="1170"/>
+          </w:tcPr>
+          <w:p>
+            <w:pPr>
+              <w:jc w:val="center"/>
+            </w:pPr>
+            <w:r>
+              <w:rPr>
+                <w:rFonts w:ascii="宋体" w:hAnsi="宋体" w:eastAsia="宋体"/>
+                <w:b w:val="0"/>
+                <w:i w:val="0"/>
+                <w:sz w:val="16"/>
+              </w:rPr>
+              <w:t>config 3</w:t>
+            </w:r>
+          </w:p>
+        </w:tc>
+        <w:tc>
+          <w:tcPr>
+            <w:tcW w:type="dxa" w:w="1170"/>
+          </w:tcPr>
+          <w:p>
+            <w:pPr>
+              <w:jc w:val="center"/>
+            </w:pPr>
+            <w:r>
+              <w:rPr>
+                <w:rFonts w:ascii="宋体" w:hAnsi="宋体" w:eastAsia="宋体"/>
+                <w:b w:val="0"/>
+                <w:i w:val="0"/>
+                <w:sz w:val="16"/>
+              </w:rPr>
+              <w:t>25</w:t>
+            </w:r>
+          </w:p>
+        </w:tc>
+        <w:tc>
+          <w:tcPr>
+            <w:tcW w:type="dxa" w:w="1170"/>
+          </w:tcPr>
+          <w:p>
+            <w:pPr>
+              <w:jc w:val="center"/>
+            </w:pPr>
+            <w:r>
+              <w:rPr>
+                <w:rFonts w:ascii="宋体" w:hAnsi="宋体" w:eastAsia="宋体"/>
+                <w:b w:val="0"/>
+                <w:i w:val="0"/>
+                <w:sz w:val="16"/>
+              </w:rPr>
+              <w:t>30</w:t>
+            </w:r>
+          </w:p>
+        </w:tc>
+        <w:tc>
+          <w:tcPr>
+            <w:tcW w:type="dxa" w:w="1170"/>
+          </w:tcPr>
+          <w:p>
+            <w:pPr>
+              <w:jc w:val="center"/>
+            </w:pPr>
+            <w:r>
+              <w:rPr>
+                <w:rFonts w:ascii="宋体" w:hAnsi="宋体" w:eastAsia="宋体"/>
+                <w:b w:val="0"/>
+                <w:i w:val="0"/>
+                <w:sz w:val="16"/>
+              </w:rPr>
+              <w:t>0.9400</w:t>
+            </w:r>
+          </w:p>
+        </w:tc>
+        <w:tc>
+          <w:tcPr>
+            <w:tcW w:type="dxa" w:w="1170"/>
+          </w:tcPr>
+          <w:p>
+            <w:pPr>
+              <w:jc w:val="center"/>
+            </w:pPr>
+            <w:r>
+              <w:rPr>
+                <w:rFonts w:ascii="宋体" w:hAnsi="宋体" w:eastAsia="宋体"/>
+                <w:b w:val="0"/>
+                <w:i w:val="0"/>
+                <w:sz w:val="16"/>
+              </w:rPr>
+              <w:t>0.9341</w:t>
+            </w:r>
+          </w:p>
+        </w:tc>
+        <w:tc>
+          <w:tcPr>
+            <w:tcW w:type="dxa" w:w="1170"/>
+          </w:tcPr>
+          <w:p>
+            <w:pPr>
+              <w:jc w:val="center"/>
+            </w:pPr>
+            <w:r>
+              <w:rPr>
+                <w:rFonts w:ascii="宋体" w:hAnsi="宋体" w:eastAsia="宋体"/>
+                <w:b w:val="0"/>
+                <w:i w:val="0"/>
+                <w:sz w:val="16"/>
+              </w:rPr>
+              <w:t>0.0061</w:t>
+            </w:r>
+          </w:p>
+        </w:tc>
+        <w:tc>
+          <w:tcPr>
+            <w:tcW w:type="dxa" w:w="1170"/>
+          </w:tcPr>
+          <w:p>
+            <w:pPr>
+              <w:jc w:val="center"/>
+            </w:pPr>
+            <w:r>
+              <w:rPr>
+                <w:rFonts w:ascii="宋体" w:hAnsi="宋体" w:eastAsia="宋体"/>
+                <w:b w:val="0"/>
+                <w:i w:val="0"/>
+                <w:sz w:val="16"/>
+              </w:rPr>
+              <w:t>无明显严重过拟合</w:t>
+            </w:r>
+          </w:p>
+        </w:tc>
+      </w:tr>
+      <w:tr>
+        <w:tc>
+          <w:tcPr>
+            <w:tcW w:type="dxa" w:w="1170"/>
+          </w:tcPr>
+          <w:p>
+            <w:pPr>
+              <w:jc w:val="center"/>
+            </w:pPr>
+            <w:r>
+              <w:rPr>
+                <w:rFonts w:ascii="宋体" w:hAnsi="宋体" w:eastAsia="宋体"/>
+                <w:b w:val="0"/>
+                <w:i w:val="0"/>
+                <w:sz w:val="16"/>
+              </w:rPr>
+              <w:t>Embedding MLP</w:t>
+            </w:r>
+          </w:p>
+        </w:tc>
+        <w:tc>
+          <w:tcPr>
+            <w:tcW w:type="dxa" w:w="1170"/>
+          </w:tcPr>
+          <w:p>
+            <w:pPr>
+              <w:jc w:val="center"/>
+            </w:pPr>
+            <w:r>
+              <w:rPr>
+                <w:rFonts w:ascii="宋体" w:hAnsi="宋体" w:eastAsia="宋体"/>
+                <w:b w:val="0"/>
+                <w:i w:val="0"/>
+                <w:sz w:val="16"/>
+              </w:rPr>
+              <w:t>config 2</w:t>
+            </w:r>
+          </w:p>
+        </w:tc>
+        <w:tc>
+          <w:tcPr>
+            <w:tcW w:type="dxa" w:w="1170"/>
+          </w:tcPr>
+          <w:p>
+            <w:pPr>
+              <w:jc w:val="center"/>
+            </w:pPr>
+            <w:r>
+              <w:rPr>
+                <w:rFonts w:ascii="宋体" w:hAnsi="宋体" w:eastAsia="宋体"/>
+                <w:b w:val="0"/>
+                <w:i w:val="0"/>
+                <w:sz w:val="16"/>
+              </w:rPr>
+              <w:t>38</w:t>
+            </w:r>
+          </w:p>
+        </w:tc>
+        <w:tc>
+          <w:tcPr>
+            <w:tcW w:type="dxa" w:w="1170"/>
+          </w:tcPr>
+          <w:p>
+            <w:pPr>
+              <w:jc w:val="center"/>
+            </w:pPr>
+            <w:r>
+              <w:rPr>
+                <w:rFonts w:ascii="宋体" w:hAnsi="宋体" w:eastAsia="宋体"/>
+                <w:b w:val="0"/>
+                <w:i w:val="0"/>
+                <w:sz w:val="16"/>
+              </w:rPr>
+              <w:t>40</w:t>
+            </w:r>
+          </w:p>
+        </w:tc>
+        <w:tc>
+          <w:tcPr>
+            <w:tcW w:type="dxa" w:w="1170"/>
+          </w:tcPr>
+          <w:p>
+            <w:pPr>
+              <w:jc w:val="center"/>
+            </w:pPr>
+            <w:r>
+              <w:rPr>
+                <w:rFonts w:ascii="宋体" w:hAnsi="宋体" w:eastAsia="宋体"/>
+                <w:b w:val="0"/>
+                <w:i w:val="0"/>
+                <w:sz w:val="16"/>
+              </w:rPr>
+              <w:t>0.9447</w:t>
+            </w:r>
+          </w:p>
+        </w:tc>
+        <w:tc>
+          <w:tcPr>
+            <w:tcW w:type="dxa" w:w="1170"/>
+          </w:tcPr>
+          <w:p>
+            <w:pPr>
+              <w:jc w:val="center"/>
+            </w:pPr>
+            <w:r>
+              <w:rPr>
+                <w:rFonts w:ascii="宋体" w:hAnsi="宋体" w:eastAsia="宋体"/>
+                <w:b w:val="0"/>
+                <w:i w:val="0"/>
+                <w:sz w:val="16"/>
+              </w:rPr>
+              <w:t>0.9429</w:t>
+            </w:r>
+          </w:p>
+        </w:tc>
+        <w:tc>
+          <w:tcPr>
+            <w:tcW w:type="dxa" w:w="1170"/>
+          </w:tcPr>
+          <w:p>
+            <w:pPr>
+              <w:jc w:val="center"/>
+            </w:pPr>
+            <w:r>
+              <w:rPr>
+                <w:rFonts w:ascii="宋体" w:hAnsi="宋体" w:eastAsia="宋体"/>
+                <w:b w:val="0"/>
+                <w:i w:val="0"/>
+                <w:sz w:val="16"/>
+              </w:rPr>
+              <w:t>0.0048</w:t>
+            </w:r>
+          </w:p>
+        </w:tc>
+        <w:tc>
+          <w:tcPr>
+            <w:tcW w:type="dxa" w:w="1170"/>
+          </w:tcPr>
+          <w:p>
+            <w:pPr>
+              <w:jc w:val="center"/>
+            </w:pPr>
+            <w:r>
+              <w:rPr>
+                <w:rFonts w:ascii="宋体" w:hAnsi="宋体" w:eastAsia="宋体"/>
+                <w:b w:val="0"/>
+                <w:i w:val="0"/>
+                <w:sz w:val="16"/>
+              </w:rPr>
+              <w:t>无明显严重过拟合</w:t>
+            </w:r>
+          </w:p>
+        </w:tc>
+      </w:tr>
+    </w:tbl>
+    <w:p>
+      <w:pPr>
+        <w:spacing w:line="300" w:lineRule="auto"/>
+        <w:ind w:firstLine="420"/>
+      </w:pPr>
+      <w:r>
+        <w:rPr>
+          <w:rFonts w:ascii="宋体" w:hAnsi="宋体" w:eastAsia="宋体"/>
+          <w:b w:val="0"/>
+          <w:i w:val="0"/>
+          <w:sz w:val="21"/>
+        </w:rPr>
+        <w:t>从训练结果看，Embedding MLP 的验证集 AUC 和测试集 AUC 均高于普通 MLP，说明对 country、agent、market_segment、distribution_channel、deposit_type 等类别字段使用 Embedding 后，模型能够保留更多类别差异信息。但 Embedding MLP 的测试集 AUC 仍低于 LightGBM 和 XGBoost，说明在当前订单级结构化数据上，树模型对非线性关系和特征交互的刻画仍更稳定。</w:t>
+      </w:r>
+    </w:p>
+    <w:p>
+      <w:pPr>
+        <w:pStyle w:val="Heading2"/>
+        <w:spacing w:line="300" w:lineRule="auto"/>
+      </w:pPr>
+      <w:r>
+        <w:rPr>
+          <w:rFonts w:ascii="宋体" w:hAnsi="宋体" w:eastAsia="宋体"/>
+          <w:b/>
+          <w:sz w:val="24"/>
+        </w:rPr>
+        <w:t>8.3 模型融合结果</w:t>
+      </w:r>
+    </w:p>
+    <w:p>
+      <w:pPr>
         <w:spacing w:after="80" w:line="360" w:lineRule="auto"/>
         <w:ind w:firstLine="420"/>
       </w:pPr>
+      <w:r>
+        <w:lastRenderedPageBreak/>
+        <w:t>融合模型方面，项目保留了加权平均融合和 Stacking 融合两类固定方案。加权平均包括等权、树模型权重更高、LightGBM 权重更高三种设置；Stacking 使用验证集上的基模型预测概率训练第二层元学习器，并分别尝试 Logistic Regression、Random Forest 和 LightGBM 作为元学习器。融合模型配置和指标保存于 reports/ensemble_model_metrics.csv，便于后续复查不同融合策略的参数口径和实验结果。</w:t>
+      </w:r>
+    </w:p>
+    <w:p>
+      <w:pPr>
+        <w:spacing w:after="80" w:line="300" w:lineRule="auto"/>
+        <w:ind w:firstLine="420"/>
+        <w:rPr>
+          <w:lang w:eastAsia="zh-CN"/>
+        </w:rPr>
+      </w:pPr>
+      <w:r>
+        <w:rPr>
+          <w:rFonts w:ascii="宋体" w:hAnsi="宋体" w:eastAsia="宋体"/>
+          <w:b w:val="0"/>
+          <w:i w:val="0"/>
+          <w:sz w:val="21"/>
+        </w:rPr>
+        <w:t>测试集结果显示，LightGBM 的 AUC 为 0.9485，F1 为 0.8326；XGBoost 的 AUC 为 0.9483，F1 为 0.8329，二者是当前表现最稳定的强模型。随机森林测试集 AUC 为 0.9422，逻辑回归测试集 AUC 为 0.9152，可以作为解释性较强的基线模型。深度学习模型中，Embedding MLP 的测试集 AUC 为 0.9429，高于普通 MLP 的 0.9341，说明类别嵌入对模型有提升，但仍没有超过 LightGBM 和 XGBoost。</w:t>
+      </w:r>
+    </w:p>
+    <w:p>
+      <w:pPr>
+        <w:spacing w:after="80" w:line="360" w:lineRule="auto"/>
+        <w:ind w:firstLine="420"/>
+        <w:rPr>
+          <w:lang w:eastAsia="zh-CN"/>
+        </w:rPr>
+      </w:pPr>
+      <w:r>
+        <w:rPr>
+          <w:lang w:eastAsia="zh-CN"/>
+        </w:rPr>
+        <w:t>项目还按城市酒店和度假酒店拆分测试样本，分别评估模型表现。结果显示，</w:t>
+      </w:r>
       <w:proofErr w:type="spellStart"/>
       <w:r>
-        <w:lastRenderedPageBreak/>
-        <w:t>融合实验中，</w:t>
-      </w:r>
-      <w:proofErr w:type="gramStart"/>
-      <w:r>
-        <w:t>Weighted</w:t>
-      </w:r>
-      <w:proofErr w:type="gramEnd"/>
-      <w:r>
-        <w:t>_Average_LGBM_Heavy、</w:t>
-      </w:r>
-      <w:proofErr w:type="gramStart"/>
-      <w:r>
-        <w:t>Stacking</w:t>
-      </w:r>
-      <w:proofErr w:type="gramEnd"/>
-      <w:r>
-        <w:t>_C_RF_Meta</w:t>
+        <w:rPr>
+          <w:lang w:eastAsia="zh-CN"/>
+        </w:rPr>
+        <w:t>LightGBM</w:t>
+      </w:r>
+      <w:proofErr w:type="spellEnd"/>
+      <w:r>
+        <w:rPr>
+          <w:lang w:eastAsia="zh-CN"/>
+        </w:rPr>
+        <w:t xml:space="preserve"> 和 </w:t>
+      </w:r>
+      <w:proofErr w:type="spellStart"/>
+      <w:r>
+        <w:rPr>
+          <w:lang w:eastAsia="zh-CN"/>
+        </w:rPr>
+        <w:t>XGBoost</w:t>
+      </w:r>
+      <w:proofErr w:type="spellEnd"/>
+      <w:r>
+        <w:rPr>
+          <w:lang w:eastAsia="zh-CN"/>
+        </w:rPr>
+        <w:t xml:space="preserve"> 在两类酒店样本上均保持较高 AUC，其中度假酒店样本的 AUC 略高，说明模型在不同酒店类型下具有一定稳定性。</w:t>
+      </w:r>
+    </w:p>
+    <w:p>
+      <w:pPr>
+        <w:spacing w:after="80" w:line="360" w:lineRule="auto"/>
+        <w:ind w:firstLine="420"/>
+      </w:pPr>
+      <w:proofErr w:type="spellStart"/>
+      <w:r>
+        <w:t>融合实验中，Weighted_Average_LGBM_Heavy、Stacking_C_RF_Meta</w:t>
       </w:r>
       <w:proofErr w:type="spellEnd"/>
       <w:r>
@@ -2739,7 +3943,14 @@
               <w:rPr>
                 <w:sz w:val="20"/>
               </w:rPr>
-              <w:t>表现稳定，但低于 boosting 模型。</w:t>
+              <w:t xml:space="preserve">表现稳定，但低于 boosting </w:t>
+            </w:r>
+            <w:r>
+              <w:rPr>
+                <w:sz w:val="20"/>
+              </w:rPr>
+              <w:lastRenderedPageBreak/>
+              <w:t>模型。</w:t>
             </w:r>
           </w:p>
         </w:tc>
@@ -2761,6 +3972,7 @@
               <w:rPr>
                 <w:sz w:val="20"/>
               </w:rPr>
+              <w:lastRenderedPageBreak/>
               <w:t>Embedding MLP</w:t>
             </w:r>
           </w:p>
@@ -3276,7 +4488,6 @@
           <w:sz w:val="28"/>
           <w:lang w:eastAsia="zh-CN"/>
         </w:rPr>
-        <w:lastRenderedPageBreak/>
         <w:t>9. 模型解释与核心特征</w:t>
       </w:r>
     </w:p>
@@ -3396,6 +4607,7 @@
         <w:rPr>
           <w:noProof/>
         </w:rPr>
+        <w:lastRenderedPageBreak/>
         <w:drawing>
           <wp:inline distT="0" distB="0" distL="0" distR="0" wp14:anchorId="7A01C5B9" wp14:editId="310B41CB">
             <wp:extent cx="5577840" cy="3017056"/>
@@ -3435,7 +4647,7 @@
     </w:p>
     <w:p>
       <w:pPr>
-        <w:spacing w:before="40" w:after="120" w:line="360" w:lineRule="auto"/>
+        <w:spacing w:before="40" w:after="120" w:line="240" w:lineRule="auto"/>
         <w:jc w:val="center"/>
         <w:rPr>
           <w:lang w:eastAsia="zh-CN"/>
@@ -3443,10 +4655,11 @@
       </w:pPr>
       <w:r>
         <w:rPr>
+          <w:rFonts w:ascii="宋体" w:hAnsi="宋体" w:eastAsia="宋体"/>
           <w:i/>
-          <w:lang w:eastAsia="zh-CN"/>
-        </w:rPr>
-        <w:t>图7 影响预订取消的 Top 10 核心特征</w:t>
+          <w:sz w:val="18"/>
+        </w:rPr>
+        <w:t>图 9 影响预订取消的 Top 10 核心特征</w:t>
       </w:r>
     </w:p>
     <w:p>
@@ -3524,7 +4737,6 @@
                 <w:b/>
                 <w:sz w:val="20"/>
               </w:rPr>
-              <w:lastRenderedPageBreak/>
               <w:t>核心特征</w:t>
             </w:r>
             <w:proofErr w:type="spellEnd"/>
@@ -4124,7 +5336,15 @@
                 <w:sz w:val="20"/>
                 <w:lang w:eastAsia="zh-CN"/>
               </w:rPr>
-              <w:t>反映预订房型和实际分配房型之间的差异。</w:t>
+              <w:t>反映预订房型和实际分配房型</w:t>
+            </w:r>
+            <w:r>
+              <w:rPr>
+                <w:sz w:val="20"/>
+                <w:lang w:eastAsia="zh-CN"/>
+              </w:rPr>
+              <w:lastRenderedPageBreak/>
+              <w:t>之间的差异。</w:t>
             </w:r>
           </w:p>
         </w:tc>
@@ -4147,6 +5367,7 @@
               <w:rPr>
                 <w:sz w:val="20"/>
               </w:rPr>
+              <w:lastRenderedPageBreak/>
               <w:t>total_of_special_requests_scaled</w:t>
             </w:r>
             <w:proofErr w:type="spellEnd"/>
@@ -4277,6 +5498,36 @@
     </w:p>
     <w:p>
       <w:pPr>
+        <w:spacing w:after="80" w:line="300" w:lineRule="auto"/>
+        <w:ind w:firstLine="420"/>
+        <w:rPr>
+          <w:bCs/>
+          <w:lang w:eastAsia="zh-CN"/>
+        </w:rPr>
+      </w:pPr>
+      <w:r>
+        <w:rPr>
+          <w:rFonts w:ascii="宋体" w:hAnsi="宋体" w:eastAsia="宋体"/>
+          <w:sz w:val="21"/>
+        </w:rPr>
+        <w:t>1. 模拟 A/B 测试方案：实验对象为预测取消风险分数达到干预阈值的订单，例如离线模拟中表现较好的 0.30。在这些高风险订单中，应采用随机分组方式选取实验组和对照组，保证两组在酒店类型、渠道、入住月份、房价和提前预订天数等方面尽量接近。实验组采取确认短信、入住前二次确认、灵活改期、押金或信用卡担保等措施；对照组不采取额外干预，继续沿用原有处理流程。</w:t>
+      </w:r>
+    </w:p>
+    <w:p>
+      <w:pPr>
+        <w:spacing w:line="300" w:lineRule="auto"/>
+        <w:ind w:firstLine="420"/>
+      </w:pPr>
+      <w:r>
+        <w:rPr>
+          <w:rFonts w:ascii="宋体" w:hAnsi="宋体" w:eastAsia="宋体"/>
+          <w:sz w:val="21"/>
+        </w:rPr>
+        <w:t>核心评估指标包括取消率变化、收入变化、干预成本、净收益和用户满意度相关指标。由于当前离线数据没有满意度字段，真实上线时需要额外采集投诉率、客服咨询率、短信退订率或用户评分等指标。</w:t>
+      </w:r>
+    </w:p>
+    <w:p>
+      <w:pPr>
         <w:spacing w:after="80" w:line="360" w:lineRule="auto"/>
         <w:ind w:firstLine="420"/>
         <w:rPr>
@@ -4289,8 +5540,7 @@
           <w:bCs/>
           <w:lang w:eastAsia="zh-CN"/>
         </w:rPr>
-        <w:lastRenderedPageBreak/>
-        <w:t>1. 模拟 A/B 测试方案：实验对象为预测取消风险分数达到干预阈值的订单，例如离线模拟中表现较好的 0.30。在这些高风险订单中，应采用随机分组方式选取实验组和对照组，保证两组在酒店类型、渠道、入住月份、房价和提前预订天数等方面尽量接近。实验组采取确认短信、入住前二次确认、灵活改期、押金或信用卡担保等措施；对照组不采取额外干预，继续沿用原有处理流程。核心评估指标包括取消率变化、收入变化、干预成本、净收益和用户满意度相关指标。由于当前离线数据没有满意度字段，真实上线时需要额外采集投诉率、客服咨询率、短信退订率或用户评分等指标。</w:t>
+        <w:t>2. 动态定价建议：对高取消风险订单，不是简单提高价格，而是结合担保要求、取消窗口和产品选项进行调整。例如在高风险订单上增加信用卡担保或押金选项，在中风险订单上加强确认提醒，在低风险订单上保持较灵活的预订体验。这样可以在控制取消风险的同时，减少对稳定订单的额外干扰。</w:t>
       </w:r>
     </w:p>
     <w:p>
@@ -4307,7 +5557,7 @@
           <w:bCs/>
           <w:lang w:eastAsia="zh-CN"/>
         </w:rPr>
-        <w:t>2. 动态定价建议：对高取消风险订单，不是简单提高价格，而是结合担保要求、取消窗口和产品选项进行调整。例如在高风险订单上增加信用卡担保或押金选项，在中风险订单上加强确认提醒，在低风险订单上保持较灵活的预订体验。这样可以在控制取消风险的同时，减少对稳定订单的额外干扰。</w:t>
+        <w:t>3. 渠道库存建议：不同渠道的取消风险和收入稳定性不同。库存紧张时，可以优先保障取消率较低、收入较稳定的渠道，同时对取消风险较高或波动较大的渠道适度收紧库存释放或提高担保要求。该策略的核心不是简单减少某类渠道订单，而是在有限库存下优先保护更确定的预订需求，降低高风险订单占用库存后取消带来的机会损失。</w:t>
       </w:r>
     </w:p>
     <w:p>
@@ -4324,23 +5574,7 @@
           <w:bCs/>
           <w:lang w:eastAsia="zh-CN"/>
         </w:rPr>
-        <w:t>3. 渠道库存建议：不同渠道的取消风险和收入稳定性不同。库存紧张时，可以优先保障取消率较低、收入较稳定的渠道，同时对取消风险较高或波动较大的渠道适度收紧库存释放或提高担保要求。该策略的核心不是简单减少某类渠道订单，而是在有限库存下优先保护更确定的预订需求，降低高风险订单占用库存后取消带来的机会损失。</w:t>
-      </w:r>
-    </w:p>
-    <w:p>
-      <w:pPr>
-        <w:spacing w:after="80" w:line="360" w:lineRule="auto"/>
-        <w:ind w:firstLine="420"/>
-        <w:rPr>
-          <w:bCs/>
-          <w:lang w:eastAsia="zh-CN"/>
-        </w:rPr>
-      </w:pPr>
-      <w:r>
-        <w:rPr>
-          <w:bCs/>
-          <w:lang w:eastAsia="zh-CN"/>
-        </w:rPr>
+        <w:lastRenderedPageBreak/>
         <w:t>4. 取消政策建议：基础取消政策应保持公开透明，避免让用户感到规则不一致。在此基础上，可以通过不同产品选项实现风险分层，例如保留灵活取消房价，同时提供价格更低但取消约束更强的担保型或不可退订选项。这样既保留低风险用户的预订体验，也为高风险订单提供更清晰的约束方式。</w:t>
       </w:r>
     </w:p>
@@ -4829,7 +6063,6 @@
       </w:pPr>
       <w:proofErr w:type="spellStart"/>
       <w:r>
-        <w:lastRenderedPageBreak/>
         <w:t>项目提供了统一入口</w:t>
       </w:r>
       <w:proofErr w:type="spellEnd"/>
@@ -5103,57 +6336,54 @@
         </w:tc>
       </w:tr>
       <w:tr>
-        <w:trPr>
-          <w:jc w:val="center"/>
-        </w:trPr>
-        <w:tc>
-          <w:tcPr>
-            <w:tcW w:w="2880" w:type="dxa"/>
-            <w:vAlign w:val="center"/>
-          </w:tcPr>
-          <w:p>
-            <w:pPr>
-              <w:spacing w:line="276" w:lineRule="auto"/>
-            </w:pPr>
-            <w:r>
-              <w:rPr>
-                <w:sz w:val="20"/>
-              </w:rPr>
-              <w:t>模型融合</w:t>
-            </w:r>
-          </w:p>
-        </w:tc>
-        <w:tc>
-          <w:tcPr>
-            <w:tcW w:w="2880" w:type="dxa"/>
-            <w:vAlign w:val="center"/>
-          </w:tcPr>
-          <w:p>
-            <w:pPr>
-              <w:spacing w:line="276" w:lineRule="auto"/>
-            </w:pPr>
-            <w:r>
-              <w:rPr>
-                <w:sz w:val="20"/>
-              </w:rPr>
-              <w:t>src/models/ensemble.py</w:t>
-            </w:r>
-          </w:p>
-        </w:tc>
-        <w:tc>
-          <w:tcPr>
-            <w:tcW w:w="2880" w:type="dxa"/>
-            <w:vAlign w:val="center"/>
-          </w:tcPr>
-          <w:p>
-            <w:pPr>
-              <w:spacing w:line="276" w:lineRule="auto"/>
-            </w:pPr>
-            <w:r>
-              <w:rPr>
-                <w:sz w:val="20"/>
-              </w:rPr>
-              <w:t>执行加权平均和 Stacking 融合。</w:t>
+        <w:tc>
+          <w:tcPr>
+            <w:tcW w:type="dxa" w:w="2880"/>
+          </w:tcPr>
+          <w:p>
+            <w:pPr>
+              <w:jc w:val="center"/>
+            </w:pPr>
+            <w:r>
+              <w:rPr>
+                <w:rFonts w:ascii="宋体" w:hAnsi="宋体" w:eastAsia="宋体"/>
+                <w:sz w:val="16"/>
+              </w:rPr>
+              <w:t>深度学习辅助</w:t>
+            </w:r>
+          </w:p>
+        </w:tc>
+        <w:tc>
+          <w:tcPr>
+            <w:tcW w:type="dxa" w:w="2880"/>
+          </w:tcPr>
+          <w:p>
+            <w:pPr>
+              <w:jc w:val="center"/>
+            </w:pPr>
+            <w:r>
+              <w:rPr>
+                <w:rFonts w:ascii="宋体" w:hAnsi="宋体" w:eastAsia="宋体"/>
+                <w:sz w:val="16"/>
+              </w:rPr>
+              <w:t>src/models/deep_learning.py</w:t>
+            </w:r>
+          </w:p>
+        </w:tc>
+        <w:tc>
+          <w:tcPr>
+            <w:tcW w:type="dxa" w:w="2880"/>
+          </w:tcPr>
+          <w:p>
+            <w:pPr>
+              <w:jc w:val="center"/>
+            </w:pPr>
+            <w:r>
+              <w:rPr>
+                <w:rFonts w:ascii="宋体" w:hAnsi="宋体" w:eastAsia="宋体"/>
+                <w:sz w:val="16"/>
+              </w:rPr>
+              <w:t>构建 MLP/Embedding MLP、训练回调、训练历史记录和结果去重。</w:t>
             </w:r>
           </w:p>
         </w:tc>
@@ -5175,7 +6405,7 @@
               <w:rPr>
                 <w:sz w:val="20"/>
               </w:rPr>
-              <w:t>预测推理</w:t>
+              <w:t>模型融合</w:t>
             </w:r>
           </w:p>
         </w:tc>
@@ -5192,7 +6422,7 @@
               <w:rPr>
                 <w:sz w:val="20"/>
               </w:rPr>
-              <w:t>src/models/predict.py</w:t>
+              <w:t>src/models/ensemble.py</w:t>
             </w:r>
           </w:p>
         </w:tc>
@@ -5204,16 +6434,19 @@
           <w:p>
             <w:pPr>
               <w:spacing w:line="276" w:lineRule="auto"/>
-              <w:rPr>
-                <w:lang w:eastAsia="zh-CN"/>
-              </w:rPr>
             </w:pPr>
             <w:r>
               <w:rPr>
                 <w:sz w:val="20"/>
-                <w:lang w:eastAsia="zh-CN"/>
-              </w:rPr>
-              <w:t>支持批量预测和单条预测。</w:t>
+              </w:rPr>
+              <w:t>执行加权平均和 Stacking 融</w:t>
+            </w:r>
+            <w:r>
+              <w:rPr>
+                <w:sz w:val="20"/>
+              </w:rPr>
+              <w:lastRenderedPageBreak/>
+              <w:t>合。</w:t>
             </w:r>
           </w:p>
         </w:tc>
@@ -5231,6 +6464,67 @@
             <w:pPr>
               <w:spacing w:line="276" w:lineRule="auto"/>
             </w:pPr>
+            <w:r>
+              <w:rPr>
+                <w:sz w:val="20"/>
+              </w:rPr>
+              <w:lastRenderedPageBreak/>
+              <w:t>预测推理</w:t>
+            </w:r>
+          </w:p>
+        </w:tc>
+        <w:tc>
+          <w:tcPr>
+            <w:tcW w:w="2880" w:type="dxa"/>
+            <w:vAlign w:val="center"/>
+          </w:tcPr>
+          <w:p>
+            <w:pPr>
+              <w:spacing w:line="276" w:lineRule="auto"/>
+            </w:pPr>
+            <w:r>
+              <w:rPr>
+                <w:sz w:val="20"/>
+              </w:rPr>
+              <w:t>src/models/predict.py</w:t>
+            </w:r>
+          </w:p>
+        </w:tc>
+        <w:tc>
+          <w:tcPr>
+            <w:tcW w:w="2880" w:type="dxa"/>
+            <w:vAlign w:val="center"/>
+          </w:tcPr>
+          <w:p>
+            <w:pPr>
+              <w:spacing w:line="276" w:lineRule="auto"/>
+              <w:rPr>
+                <w:lang w:eastAsia="zh-CN"/>
+              </w:rPr>
+            </w:pPr>
+            <w:r>
+              <w:rPr>
+                <w:sz w:val="20"/>
+                <w:lang w:eastAsia="zh-CN"/>
+              </w:rPr>
+              <w:t>支持批量预测和单条预测。</w:t>
+            </w:r>
+          </w:p>
+        </w:tc>
+      </w:tr>
+      <w:tr>
+        <w:trPr>
+          <w:jc w:val="center"/>
+        </w:trPr>
+        <w:tc>
+          <w:tcPr>
+            <w:tcW w:w="2880" w:type="dxa"/>
+            <w:vAlign w:val="center"/>
+          </w:tcPr>
+          <w:p>
+            <w:pPr>
+              <w:spacing w:line="276" w:lineRule="auto"/>
+            </w:pPr>
             <w:proofErr w:type="spellStart"/>
             <w:r>
               <w:rPr>
@@ -5479,14 +6773,7 @@
         <w:rPr>
           <w:lang w:eastAsia="zh-CN"/>
         </w:rPr>
-        <w:t>本项目从订单级原始数据出发，依次完成数据质量检查、数据清洗、SQLite 数据库构建、SQL 分析、特征工程、探索性数据分析、特征预处理、模型训练、模型融合、模型解释、业务落地模拟和工</w:t>
-      </w:r>
-      <w:r>
-        <w:rPr>
-          <w:lang w:eastAsia="zh-CN"/>
-        </w:rPr>
-        <w:lastRenderedPageBreak/>
-        <w:t>程化封装。整体流程体现了从业务问题定义到数据处理、模型验证和业务应用设计的完整数据分析路径。</w:t>
+        <w:t>本项目从订单级原始数据出发，依次完成数据质量检查、数据清洗、SQLite 数据库构建、SQL 分析、特征工程、探索性数据分析、特征预处理、模型训练、模型融合、模型解释、业务落地模拟和工程化封装。整体流程体现了从业务问题定义到数据处理、模型验证和业务应用设计的完整数据分析路径。</w:t>
       </w:r>
     </w:p>
     <w:p>
@@ -5620,6 +6907,7 @@
         <w:ind w:firstLine="0"/>
       </w:pPr>
       <w:r>
+        <w:lastRenderedPageBreak/>
         <w:t>随机划分可能引入时间信息泄露，因此最终采用按 arrival_date 的时间窗口划分训练集、验证集和测试集。</w:t>
       </w:r>
     </w:p>
@@ -5832,7 +7120,6 @@
         <w:rPr>
           <w:lang w:eastAsia="zh-CN"/>
         </w:rPr>
-        <w:lastRenderedPageBreak/>
         <w:t>模型解释结合统计结果、SHAP 或系数分析，并回到业务语义中解释特征影响。</w:t>
       </w:r>
     </w:p>
@@ -6020,6 +7307,7 @@
         <w:ind w:firstLine="0"/>
       </w:pPr>
       <w:r>
+        <w:lastRenderedPageBreak/>
         <w:t>API 文档：docs/api_usage.md。</w:t>
       </w:r>
     </w:p>
